--- a/mps-nivel-c/oficial/01_apoio/cap/GUIA-CAP-010_MiniManual-OSW.docx
+++ b/mps-nivel-c/oficial/01_apoio/cap/GUIA-CAP-010_MiniManual-OSW.docx
@@ -34,7 +34,7 @@
           <w:color w:val="555555"/>
           <w:sz w:val="20"/>
         </w:rPr>
-        <w:t>GUIA-CAP-010   ·   Versão Data   ·   05/08/2025   ·   Timeware Brasil</w:t>
+        <w:t>GUIA-CAP-010   ·   Versão 1.0   ·   05/08/2025   ·   Timeware Brasil</w:t>
       </w:r>
     </w:p>
     <w:p>
@@ -761,7 +761,7 @@
         <w:color w:val="555555"/>
         <w:sz w:val="16"/>
       </w:rPr>
-      <w:t>vData  ·  05/08/2025</w:t>
+      <w:t>v1.0  ·  05/08/2025</w:t>
     </w:r>
     <w:r>
       <w:tab/>
@@ -823,7 +823,7 @@
         <w:color w:val="555555"/>
         <w:sz w:val="16"/>
       </w:rPr>
-      <w:t>vData  ·  05/08/2025</w:t>
+      <w:t>v1.0  ·  05/08/2025</w:t>
     </w:r>
     <w:r>
       <w:tab/>
